--- a/小野町_引継ぎ_整理済/08_協議会資料/令和8年度第2回小野町自立支援協議会_想定問答集（事務局用）_20261021.docx
+++ b/小野町_引継ぎ_整理済/08_協議会資料/令和8年度第2回小野町自立支援協議会_想定問答集（事務局用）_20261021.docx
@@ -1758,7 +1758,7 @@
                 <w:i w:val="0"/>
                 <w:sz w:val="17"/>
               </w:rPr>
-              <w:t>比べられる設問を整理しており、素案では変化をお示しします。</w:t>
+              <w:t>素案の第1部第3章4で比べています。地域で生活するために必要な支援の最多は、前回と同じく「経済的な負担の軽減」（48.3％）でした。投薬や治療が受けられない不安は51.7％で、前回と同程度です。</w:t>
             </w:r>
           </w:p>
         </w:tc>
@@ -1778,7 +1778,7 @@
                 <w:i w:val="0"/>
                 <w:sz w:val="17"/>
               </w:rPr>
-              <w:t>前回調査の設問別の回答数を町に確認中（【町データ待ち】）</w:t>
+              <w:t>前の設問の回答で対象が限られる設問（外出の目的、主介助者など）は、今期は回答者全体を基数としており、前回と基数が異なる。比較は参考にとどめる</w:t>
             </w:r>
           </w:p>
         </w:tc>
@@ -3254,7 +3254,7 @@
                 <w:i w:val="0"/>
                 <w:sz w:val="17"/>
               </w:rPr>
-              <w:t>近隣の短期入所事業所の空き状況・町民の利用の可否を町・事業所に確認。介助者の高齢化（65歳以上が51.4％）</w:t>
+              <w:t>近隣の短期入所事業所の空き状況・町民の利用の可否を町・事業所に確認。介助者の高齢化（65歳以上が51.4％）。前回計画は令和5年度に3人の利用としているが、設定シートの令和5年度は0人。どちらが実績かを町に確認</w:t>
             </w:r>
           </w:p>
         </w:tc>

--- a/小野町_引継ぎ_整理済/08_協議会資料/令和8年度第2回小野町自立支援協議会_想定問答集（事務局用）_20261021.docx
+++ b/小野町_引継ぎ_整理済/08_協議会資料/令和8年度第2回小野町自立支援協議会_想定問答集（事務局用）_20261021.docx
@@ -4575,6 +4575,88 @@
           </w:tcPr>
           <w:p>
             <w:pPr>
+              <w:spacing w:before="20" w:after="20"/>
+            </w:pPr>
+            <w:r>
+              <w:rPr>
+                <w:rFonts w:ascii="游ゴシック" w:hAnsi="游ゴシック" w:eastAsia="游ゴシック"/>
+                <w:b w:val="0"/>
+                <w:i w:val="0"/>
+                <w:sz w:val="17"/>
+              </w:rPr>
+              <w:t>32</w:t>
+            </w:r>
+          </w:p>
+        </w:tc>
+        <w:tc>
+          <w:tcPr>
+            <w:tcW w:type="dxa" w:w="2268"/>
+            <w:vAlign w:val="center"/>
+          </w:tcPr>
+          <w:p>
+            <w:pPr>
+              <w:spacing w:before="20" w:after="20"/>
+            </w:pPr>
+            <w:r>
+              <w:rPr>
+                <w:rFonts w:ascii="游ゴシック" w:hAnsi="游ゴシック" w:eastAsia="游ゴシック"/>
+                <w:b w:val="0"/>
+                <w:i w:val="0"/>
+                <w:sz w:val="17"/>
+              </w:rPr>
+              <w:t>事業所や関係団体への聞き取りは行わないのか。</w:t>
+            </w:r>
+          </w:p>
+        </w:tc>
+        <w:tc>
+          <w:tcPr>
+            <w:tcW w:type="dxa" w:w="4309"/>
+            <w:vAlign w:val="center"/>
+          </w:tcPr>
+          <w:p>
+            <w:pPr>
+              <w:spacing w:before="20" w:after="20"/>
+            </w:pPr>
+            <w:r>
+              <w:rPr>
+                <w:rFonts w:ascii="游ゴシック" w:hAnsi="游ゴシック" w:eastAsia="游ゴシック"/>
+                <w:b w:val="0"/>
+                <w:i w:val="0"/>
+                <w:sz w:val="17"/>
+              </w:rPr>
+              <w:t>本日の協議会で、委員の皆様から日頃の支援の中でお感じになっていることを伺い、関係者団体等の意見としてまとめます。あわせて、事業所の所在・定員は公表されているデータと県の計画で、受入の余力などは基幹相談支援センターを通じて町が把握している情報で確かめます。</w:t>
+            </w:r>
+          </w:p>
+        </w:tc>
+        <w:tc>
+          <w:tcPr>
+            <w:tcW w:type="dxa" w:w="2665"/>
+            <w:vAlign w:val="center"/>
+          </w:tcPr>
+          <w:p>
+            <w:pPr>
+              <w:spacing w:before="20" w:after="20"/>
+            </w:pPr>
+            <w:r>
+              <w:rPr>
+                <w:rFonts w:ascii="游ゴシック" w:hAnsi="游ゴシック" w:eastAsia="游ゴシック"/>
+                <w:b w:val="0"/>
+                <w:i w:val="0"/>
+                <w:sz w:val="17"/>
+              </w:rPr>
+              <w:t>仕様書5(3)・6①は関係者団体等ヒアリングを求めるが方法は定めていない。国のマニュアル（令和8年8月）は集団での聴取や日頃の把握の活用を挙げる。訪問ヒアリングを行わないことは町の了解を打合せ記録に残す（関係者ヒアリングの代替案・15_ヒアリング・調査設計）</w:t>
+            </w:r>
+          </w:p>
+        </w:tc>
+      </w:tr>
+      <w:tr>
+        <w:tc>
+          <w:tcPr>
+            <w:tcW w:type="dxa" w:w="510"/>
+            <w:vAlign w:val="center"/>
+          </w:tcPr>
+          <w:p>
+            <w:pPr>
               <w:keepNext/>
               <w:spacing w:before="20" w:after="20"/>
             </w:pPr>
@@ -4585,7 +4667,7 @@
                 <w:i w:val="0"/>
                 <w:sz w:val="17"/>
               </w:rPr>
-              <w:t>32</w:t>
+              <w:t>33</w:t>
             </w:r>
           </w:p>
         </w:tc>
@@ -4670,7 +4752,7 @@
                 <w:i w:val="0"/>
                 <w:sz w:val="17"/>
               </w:rPr>
-              <w:t>33</w:t>
+              <w:t>34</w:t>
             </w:r>
           </w:p>
         </w:tc>

--- a/小野町_引継ぎ_整理済/08_協議会資料/令和8年度第2回小野町自立支援協議会_想定問答集（事務局用）_20261021.docx
+++ b/小野町_引継ぎ_整理済/08_協議会資料/令和8年度第2回小野町自立支援協議会_想定問答集（事務局用）_20261021.docx
@@ -4604,7 +4604,7 @@
                 <w:i w:val="0"/>
                 <w:sz w:val="17"/>
               </w:rPr>
-              <w:t>事業所や関係団体への聞き取りは行わないのか。</w:t>
+              <w:t>事業所や関係団体への聞き取りは行うのか。</w:t>
             </w:r>
           </w:p>
         </w:tc>
@@ -4624,7 +4624,7 @@
                 <w:i w:val="0"/>
                 <w:sz w:val="17"/>
               </w:rPr>
-              <w:t>本日の協議会で、委員の皆様から日頃の支援の中でお感じになっていることを伺い、関係者団体等の意見としてまとめます。あわせて、事業所の所在・定員は公表されているデータと県の計画で、受入の余力などは基幹相談支援センターを通じて町が把握している情報で確かめます。</w:t>
+              <w:t>11月上旬から中旬にかけて、町内の全事業所と、町外で小野町の方の利用が多い事業所に、短時間の聞き取りを行います。事業所の所在や定員など公表されている事項は事前に確かめ、受入の余力や待機、送迎など公表されていない事項を伺います。あわせて、本日の協議会でも委員の皆様のご意見を伺います。</w:t>
             </w:r>
           </w:p>
         </w:tc>
@@ -4644,7 +4644,7 @@
                 <w:i w:val="0"/>
                 <w:sz w:val="17"/>
               </w:rPr>
-              <w:t>仕様書5(3)・6①は関係者団体等ヒアリングを求めるが方法は定めていない。国のマニュアル（令和8年8月）は集団での聴取や日頃の把握の活用を挙げる。訪問ヒアリングを行わないことは町の了解を打合せ記録に残す（関係者ヒアリングの代替案・15_ヒアリング・調査設計）</w:t>
+              <w:t>仕様書5(3)・6①による。質問35問のうち11問は公表データ・町のデータで事前に確認し、24問を当日伺う（事業所ヒアリング 公表データの確認とヒアリングシート・15_ヒアリング・調査設計）</w:t>
             </w:r>
           </w:p>
         </w:tc>
